--- a/Reports/MS_Tab_Fig_Apndx_2026-09-23.docx
+++ b/Reports/MS_Tab_Fig_Apndx_2026-09-23.docx
@@ -60,16 +60,6 @@
       <w:r>
         <w:rPr/>
         <w:t>Lindsay H. Ryan</w:t>
-      </w:r>
-    </w:p>
-    <w:p>
-      <w:pPr>
-        <w:pStyle w:val="Author"/>
-        <w:rPr/>
-      </w:pPr>
-      <w:r>
-        <w:rPr/>
-        <w:t>Deborah A. Levine</w:t>
       </w:r>
     </w:p>
     <w:p>

--- a/Reports/MS_Tab_Fig_Apndx_2026-09-23.docx
+++ b/Reports/MS_Tab_Fig_Apndx_2026-09-23.docx
@@ -2705,7 +2705,7 @@
       </w:tr>
       <w:tr>
         <w:trPr>
-          <w:trHeight w:val="621" w:hRule="atLeast"/>
+          <w:trHeight w:val="618" w:hRule="atLeast"/>
         </w:trPr>
         <w:tc>
           <w:tcPr>
@@ -2745,7 +2745,7 @@
                 <w:szCs w:val="20"/>
                 <w:u w:val="none"/>
               </w:rPr>
-              <w:t>Jorm IQCODE score from Core (missing)</w:t>
+              <w:t>Jorm IQCODE score from Core (Mean (SD))</w:t>
             </w:r>
           </w:p>
         </w:tc>
@@ -2787,14 +2787,14 @@
                 <w:szCs w:val="20"/>
                 <w:u w:val="none"/>
               </w:rPr>
-              <w:t>3,283</w:t>
+              <w:t>3.8 (0.8)</w:t>
             </w:r>
           </w:p>
         </w:tc>
       </w:tr>
       <w:tr>
         <w:trPr>
-          <w:trHeight w:val="618" w:hRule="atLeast"/>
+          <w:trHeight w:val="621" w:hRule="atLeast"/>
         </w:trPr>
         <w:tc>
           <w:tcPr>
@@ -2836,7 +2836,7 @@
                 <w:szCs w:val="20"/>
                 <w:u w:val="none"/>
               </w:rPr>
-              <w:t>Jorm IQCODE score from Core (Mean (SD))</w:t>
+              <w:t>Jorm IQCODE score from Core (missing)</w:t>
             </w:r>
           </w:p>
         </w:tc>
@@ -2880,7 +2880,7 @@
                 <w:szCs w:val="20"/>
                 <w:u w:val="none"/>
               </w:rPr>
-              <w:t>3.8 (0.8)</w:t>
+              <w:t>3,283</w:t>
             </w:r>
           </w:p>
         </w:tc>
@@ -4287,7 +4287,7 @@
                 <w:szCs w:val="16"/>
                 <w:u w:val="none"/>
               </w:rPr>
-              <w:t>2,780</w:t>
+              <w:t>2,557</w:t>
             </w:r>
           </w:p>
         </w:tc>
@@ -4329,7 +4329,7 @@
                 <w:szCs w:val="16"/>
                 <w:u w:val="none"/>
               </w:rPr>
-              <w:t>82.3%</w:t>
+              <w:t>76.7%</w:t>
             </w:r>
           </w:p>
         </w:tc>
@@ -4371,7 +4371,7 @@
                 <w:szCs w:val="16"/>
                 <w:u w:val="none"/>
               </w:rPr>
-              <w:t>200</w:t>
+              <w:t>568</w:t>
             </w:r>
           </w:p>
         </w:tc>
@@ -4413,7 +4413,7 @@
                 <w:szCs w:val="16"/>
                 <w:u w:val="none"/>
               </w:rPr>
-              <w:t>4.7%</w:t>
+              <w:t>13.6%</w:t>
             </w:r>
           </w:p>
         </w:tc>
@@ -4455,7 +4455,7 @@
                 <w:szCs w:val="16"/>
                 <w:u w:val="none"/>
               </w:rPr>
-              <w:t>516</w:t>
+              <w:t>371</w:t>
             </w:r>
           </w:p>
         </w:tc>
@@ -4497,7 +4497,7 @@
                 <w:szCs w:val="16"/>
                 <w:u w:val="none"/>
               </w:rPr>
-              <w:t>12.9%</w:t>
+              <w:t>9.7%</w:t>
             </w:r>
           </w:p>
         </w:tc>
@@ -5977,7 +5977,7 @@
                 <w:szCs w:val="16"/>
                 <w:u w:val="none"/>
               </w:rPr>
-              <w:t>0.437</w:t>
+              <w:t>0.429</w:t>
             </w:r>
           </w:p>
         </w:tc>
@@ -6969,7 +6969,7 @@
                 <w:szCs w:val="16"/>
                 <w:u w:val="none"/>
               </w:rPr>
-              <w:t>0.583</w:t>
+              <w:t>0.575</w:t>
             </w:r>
           </w:p>
         </w:tc>
@@ -7011,7 +7011,7 @@
                 <w:szCs w:val="16"/>
                 <w:u w:val="none"/>
               </w:rPr>
-              <w:t>0.487</w:t>
+              <w:t>0.480</w:t>
             </w:r>
           </w:p>
         </w:tc>
@@ -7830,7 +7830,7 @@
                 <w:szCs w:val="16"/>
                 <w:u w:val="none"/>
               </w:rPr>
-              <w:t>0.633</w:t>
+              <w:t>0.623</w:t>
             </w:r>
           </w:p>
         </w:tc>
@@ -7872,7 +7872,7 @@
                 <w:szCs w:val="16"/>
                 <w:u w:val="none"/>
               </w:rPr>
-              <w:t>0.515</w:t>
+              <w:t>0.529</w:t>
             </w:r>
           </w:p>
         </w:tc>
@@ -8524,7 +8524,7 @@
                 <w:szCs w:val="16"/>
                 <w:u w:val="none"/>
               </w:rPr>
-              <w:t>0.528</w:t>
+              <w:t>0.486</w:t>
             </w:r>
           </w:p>
         </w:tc>
@@ -8568,7 +8568,7 @@
                 <w:szCs w:val="16"/>
                 <w:u w:val="none"/>
               </w:rPr>
-              <w:t>0.384</w:t>
+              <w:t>0.464</w:t>
             </w:r>
           </w:p>
         </w:tc>
